--- a/01_《三人行》全24集全流程标杆成品库/06_核心场景一景一档/场景16_远郊荒村土炕破瓦房（2008夏秋荀未来照护植物人赵了隐秘据点）.docx
+++ b/01_《三人行》全24集全流程标杆成品库/06_核心场景一景一档/场景16_远郊荒村土炕破瓦房（2008夏秋荀未来照护植物人赵了隐秘据点）.docx
@@ -1077,652 +1077,6 @@
         <w:t>EP23荀未来与16岁赵左右在荒村破屋研究小雪留下的58003号身份证，制定由荀未来主动被抓锁定修正时间、小赵刷卡去2058保住记忆的奇谋，小赵含泪说出“我们虽然是一个人，但同时也是三个人，我不想照镜子”，荀未来顺手带走了桌上的旧螺丝刀。</w:t>
       </w:r>
     </w:p>
-    <w:p>
-      <w:pPr>
-        <w:spacing w:before="160" w:after="80" w:line="384" w:lineRule="auto"/>
-        <w:jc w:val="left"/>
-      </w:pPr>
-      <w:r>
-        <w:rPr>
-          <w:rFonts w:ascii="Arial" w:hAnsi="Arial" w:eastAsia="黑体"/>
-          <w:b/>
-          <w:color w:val="141414"/>
-          <w:sz w:val="22"/>
-        </w:rPr>
-        <w:t>（附）本场景全剧登场场次、人物走位调度与场内对白逐集纪实（100%对齐定稿文学剧本）</w:t>
-      </w:r>
-    </w:p>
-    <w:p>
-      <w:pPr>
-        <w:spacing w:before="40" w:after="80" w:line="384" w:lineRule="auto"/>
-        <w:ind w:firstLine="400"/>
-        <w:jc w:val="left"/>
-      </w:pPr>
-      <w:r>
-        <w:rPr>
-          <w:rFonts w:ascii="Times New Roman" w:hAnsi="Times New Roman" w:eastAsia="宋体"/>
-          <w:b w:val="0"/>
-          <w:color w:val="141414"/>
-          <w:sz w:val="20"/>
-        </w:rPr>
-        <w:t>◆ EP20《涉过夏天》：【20-3　内/外　街边砂锅麻辣烫店·G54路公交车·2058办公区与荒村老宅 — 夜/日】：出场角色：林开颜（小雪）、赵左右、赵左右（内心独白）、荀未来；空间调度与动作详情：夜晚，长林市街边砂锅麻辣烫店内，暖黄的灯光下浮现本集片名：第 20 集 涉过夏天。 十六岁的赵左右独自坐在小餐桌前，面前放着一碗未动的砂锅，眼神深沉而凝重（内心独白：“哪些是真的？什么才是真的？你们的目的是什么？为什么不告诉我？我一定要找到你们，问个明白”）。就在这时，门口的塑料门帘被掀开——再次从2058年穿过来的林开颜（小雪）端着一碗麻辣烫走了进来，径直坐到了赵左右的对面！ 刚才在五零二室亲眼目睹这个女人凭空消失、而回家后又发现荀哥和植物人赵爷爷已经连夜转移不知所踪的赵左右，不动声色地抬起头直视着小雪。 小雪双手交叠放在胸前，装出一副知恩图报的乖巧模样点头承认。 赵左右身体微微前倾，敏锐地顺着她的话头下套盘问。；场内关键对白：林开颜（小雪）：“小哥，你知道去哪里能找到他们，对吧？” ／ 赵左右：“所以你不是为了帮我选花，原本就是来找他们的，对吧？” ／ 林开颜（小雪）：“对。因为赵爷爷对我有恩，我一直想当面和他说声谢谢。我四处打听才知道他住在哪儿，下午看到你从他家出来，我才跟着你一直到超市的。听说他生病了，我就想着给他选束花，希望他能早日康复。” ／ 赵左右：“你是怎么认识赵爷爷的？” ／ 林开颜（小雪）：“我老家大暴雨发洪水的时候，赵爷爷捐了一大笔钱抗洪救灾。就是去年八月，台风帕布和蝴蝶的时候啊，我老家那好几个村子都被洪水淹掉了。”　【20-5　内/外　501室客厅与厨房·荒村老屋·东湖咖啡馆与徐图图家 — 夜/日】：出场角色：赵左右、荀未来、徐图图（电话音）、咖啡店老板、王一漫；空间调度与动作详情：傍晚，赵左右掏钥匙走进五零一室（楼道拐角暗处，小雪正盯着他的背影腹诽：“看来这小子还是没去找他俩啊”）。五零一室客厅里，系着围裙的赵东来端着菜从厨房走出来，假装若无其事地对儿子说自己单位这两天“放假了”可以接送他补习；赵左右懂事地婉拒后，走到餐桌前看着那盘土豆丝和红烧肉，向厨房里的母亲刘美奕打听菜价。 刘美奕一边忙活一边回答土豆一块多、五花肉十块多最近还涨价了，好奇地问儿子打听菜价干嘛。赵左右眼睛一转，编了个善意的谎言，把家里买菜的活儿揽了过来！ 刘美奕信以为真，欣慰地说明天给他钱去买菜。赵左右低头摸了摸兜里今天发传单挣来的那张十元纸币，眼神愈发坚定。 *开始音乐蒙太奇： 伴随着深沉感伤的插曲《一路走》（“一路走，一边失去；一路走，一边证明……”），画面平行交叉剪辑十六岁赵左右与四十一岁荀未来在这个艰难夏天的双线挣扎：① 农贸菜市场里，曾经大手大脚的“荀老板”荀未来为了省一毛钱跟菜摊老板软磨硬泡（“四块四多不吉利啊，你就四块三吧！老板，你能把这条死鱼送给我吗？”）；而五零一室卧室里，赵左右翻开抽屉里《梦的解析》下藏着的记账本，一笔笔记下自己发传单的10元、20元收入与每天精打细算省下的买菜结余；② 酷暑难耐的荒村破屋里，荀未来满头大汗地搬来一台旧电风扇组装好给植物人赵了吹风，替他翻身、按摩肌肉萎缩的手臂、套上凉席枕套；③ 电脑前，赵左右熬夜剪辑视频，而荒村里的荀未来则在百度搜索【打工不发工资应该找什么部门解决】；④ 市二院走廊里，拎着大袋药品的荀未来与前来搜寻的小雪惊险地擦肩而过，回到荒村老屋仔细研读《一次性使用鼻饲管胃营养液滴注袋（500ml）》说明书，用大号注射器一点点给赵了推注流食，再用热毛巾替六十六岁的自己擦脚、掖好被角。；场内关键对白：赵左右：“妈，这土豆从菜市场买多少钱一斤啊？那这红烧肉用的五花肉呢？” ／ 赵左右：“没啥，学校的暑假社会实践作业，要我们去买菜算价格。” ／ 荀未来：“我得为少年的理想负责，还要为老了的身体负责。老赵，你说我夹在中间有多难啊？我真的能放手做自己吗？……谁又能为我负责？” ／ 徐图图（电话音）：“昂，都求店名了！说明咱们的视频啊，真的很有广告效果，比那个发传单管用多了，对吧？” ／ 咖啡店老板：“拍广告？我们可没钱搞那个。”　【20-7　内/外　501室客厅与卧室·荒村老屋·5元快餐店·旧物仓库与2058办公区 — 夜】：出场角色：刘美奕、赵左右、赵东来、荀未来、林开颜（小雪）（内心独白）、林开颜（小雪）、高尚；空间调度与动作详情：深夜，五零一室玄关门轻轻推开，脖子上搭着白毛巾的赵东来与刘美奕蹑手蹑脚地走进客厅，怕吵醒熟睡的儿子。刘美奕笑着夸赞放下面子去她所在剧组帮厨师采买伙食的丈夫。 赵东来倒了一杯水喝，乐呵呵地回答：“那当然了，干什么工作都得用心，不是吗？”话音刚落，十六岁的赵左右突然掀开门帘从卧室走了出来，把夫妻俩吓了一跳！ 赵东来连忙摆手说“大人的事不用你管，你只管好好学习”。只见十六岁的赵左右平静地从口袋里掏出一个装满百元钞票的厚信封递到父母面前，更一字一顿地向父母宣布了自己经过这个夏天磨砺后的人生志向！ 赵左右拉着目瞪口呆的父母来到自己卧室的电脑前，给他们看【黍豆网｜频道：八中姐妹】上动辄四五千的播放量与满屏好评。刘美奕欣慰地摸着儿子的肩膀感叹：“我感觉咱儿子有成为电视编导的潜质！”赵东来拿着儿子交上来的家用，激动得眼眶微红、哈哈大笑！ 赵左右看着屏幕上徐图图与王一漫灿烂的笑脸，在心底充满希望地默念：“这个艰难的夏天，总会过去的。”；场内关键对白：刘美奕：“嘿，之前还瞧不上咱剧组，现在让你负责帮着剧组厨师采买伙食，你还挺上心！” ／ 赵左右：“妈，爸，你们在家不用小心说话的，家里的事，我早就知道了。” ／ 赵左右：“这是这个月家里买晚饭的钱，我自己做广告生意，开开心心赚到的钱。你们不知道了吧，我现在可是黍豆网的红人！爸，妈，我想好了——既然现在我已经能靠一台DV赚钱了，就说明这是一条适合我谋生的路。以后，我想去电视台工作，赚大钱！一年半之后，我打算参加艺考！” ／ 赵东来：“你别说啊，以前他要是说艺考、考文艺，我把他腿打折了！你现在看，哎呀，还是挺有前途的，啊？！” ／ 荀未来：“这冬天来临之前啊，你最好给我醒过来。棉衣棉裤的，我可真没有力气天天给你这么换，啊？（内心独白）一切，真的还会好起来吗？”</w:t>
-      </w:r>
-    </w:p>
-    <w:p>
-      <w:pPr>
-        <w:spacing w:before="40" w:after="80" w:line="384" w:lineRule="auto"/>
-        <w:ind w:firstLine="400"/>
-        <w:jc w:val="left"/>
-      </w:pPr>
-      <w:r>
-        <w:rPr>
-          <w:rFonts w:ascii="Times New Roman" w:hAnsi="Times New Roman" w:eastAsia="宋体"/>
-          <w:b w:val="0"/>
-          <w:color w:val="141414"/>
-          <w:sz w:val="20"/>
-        </w:rPr>
-        <w:t>◆ EP21《当雪落下》：【21-7　外/内　冬日长林八中覆雪操场·荒村破屋·返城SUV车内与502室安全屋 — 日】：出场角色：罗爱文、王一漫、徐图图、林开颜（小雪）、赵左右、赵了、荀未来；空间调度与动作详情：时光流转，画面浮现字幕：三个月后·冬。鹅毛大雪将长林八中的操场装点成一片银白世界。篮球架下，身穿浅蓝色毛绒大衣的徐图图与身穿棕色棉服的罗爱文正使劲滚着一个大雪球当雪人身体，身穿深色大衣的王一漫则蹲在一旁，强迫症发作似的双手捧着一颗小雪球不停揉搓。 王一漫头也不抬，极其执拗地盯着手里的雪球。 罗爱文冻得双手通红，龇牙咧嘴地甩着手向徐图图告饶。 徐图图嫌弃地推了他一把（“哎呀，真没用，一边待着吧，我来”），一抬头，瞥见身穿军绿色羊羔毛领棉服的小雪正躲在不远处的树后羡慕地偷看他们。徐图图立刻高高挥起戴着白手套的手，热情洋溢地招呼她！ 小雪愣了一下，指了指自己，在徐图图连声催促和罗爱文“慢点别摔着”的叮嘱中，踩着积雪小跑过来，却有些拘谨地不敢下手。；场内关键对白：罗爱文：“哎，一漫，你快别再揉那个头了，快过来帮我们把这个身体堆得再大点。” ／ 王一漫：“不行，我今天一定要把这颗球搓成一个正圆，不然我浑身难受。” ／ 罗爱文：“图图，不行了，我……我已经感觉不到我手存在了，你堆吧。” ／ 徐图图：“哎，小雪！小雪，快过来，快来快来！快来跟我们一起堆雪人啊！” ／ 林开颜（小雪）：“但是我从来没堆过雪人，不会搞砸了吧？”</w:t>
-      </w:r>
-    </w:p>
-    <w:p>
-      <w:pPr>
-        <w:spacing w:before="40" w:after="80" w:line="384" w:lineRule="auto"/>
-        <w:ind w:firstLine="400"/>
-        <w:jc w:val="left"/>
-      </w:pPr>
-      <w:r>
-        <w:rPr>
-          <w:rFonts w:ascii="Times New Roman" w:hAnsi="Times New Roman" w:eastAsia="宋体"/>
-          <w:b w:val="0"/>
-          <w:color w:val="141414"/>
-          <w:sz w:val="20"/>
-        </w:rPr>
-        <w:t>◆ EP23《不可战胜的敌人》：【23-3　外/内　远郊荒村破瓦房小院与室内 — 夜】：出场角色：赵左右、荀未来；空间调度与动作详情：夜空悬挂着一轮孤寂的半月，出租车驶过荒凉的郊外雪路。画面浮现本集片名花字：第 23 集 不可战胜的敌人。十六岁的赵左右推开远郊荒村小院的铁栅栏门，一边往里走一边拿着手机给母亲刘美奕报平安掩饰行踪。 挂断电话后，赵左右跟着荀未来穿过狭长昏暗的砖墙走廊，走进那间糊满旧报纸与老挂历的破旧瓦房。赵左右环顾着家徒四壁的房间，咂舌感叹。 荀未来摘下围巾坐到床沿上，神色疲惫地解释。 赵左右看着冰冷的土炕和破旧的煤炉，满眼心疼地坐到荀未来身旁。 荀未来摇了摇头，清醒地指出眼前的绝境。；场内关键对白：赵左右：“没事妈，我在爱文家玩呢，晚点回来。” ／ 赵左右：“这哪儿啊？荒郊野岭的。” ／ 荀未来：“这是之前，我为了照顾老赵租的房子。现在房子还没有到期呢，躲在这里应该没有人看得到。” ／ 赵左右：“我的天啊，那段时间，你是怎么熬过来的啊？” ／ 荀未来：“这次的敌人不是小雪，熬是没有用的。以他们公司的人手和手段，很快就会发现这里。”</w:t>
-      </w:r>
-    </w:p>
-    <w:p>
-      <w:pPr>
-        <w:spacing w:before="240" w:after="100" w:line="384" w:lineRule="auto"/>
-        <w:jc w:val="left"/>
-      </w:pPr>
-      <w:r>
-        <w:rPr>
-          <w:rFonts w:ascii="Arial" w:hAnsi="Arial" w:eastAsia="黑体"/>
-          <w:b/>
-          <w:color w:val="142850"/>
-          <w:sz w:val="26"/>
-        </w:rPr>
-        <w:t>第六章　本场景全剧关联场次完整剧情动作与台词交锋补遗实录</w:t>
-      </w:r>
-    </w:p>
-    <w:p>
-      <w:pPr>
-        <w:spacing w:before="40" w:after="100" w:line="384" w:lineRule="auto"/>
-        <w:ind w:firstLine="420"/>
-        <w:jc w:val="left"/>
-      </w:pPr>
-      <w:r>
-        <w:rPr>
-          <w:rFonts w:ascii="Times New Roman" w:hAnsi="Times New Roman" w:eastAsia="宋体"/>
-          <w:b w:val="0"/>
-          <w:color w:val="141414"/>
-          <w:sz w:val="21"/>
-        </w:rPr>
-        <w:t>以下完整收录该核心空间在《三人行》全24集文学剧本中承载的所有关键戏剧场次、人物走位调度与核心台词交锋（共检索锁定 7 个关联场次）：</w:t>
-      </w:r>
-    </w:p>
-    <w:tbl>
-      <w:tblPr>
-        <w:tblStyle w:val="TableGrid"/>
-        <w:tblW w:type="auto" w:w="0"/>
-        <w:jc w:val="center"/>
-        <w:tblLayout w:type="fixed"/>
-        <w:tblLook w:firstColumn="1" w:firstRow="1" w:lastColumn="0" w:lastRow="0" w:noHBand="0" w:noVBand="1" w:val="04A0"/>
-      </w:tblPr>
-      <w:tblGrid>
-        <w:gridCol w:w="5184"/>
-        <w:gridCol w:w="5184"/>
-      </w:tblGrid>
-      <w:tr>
-        <w:trPr>
-          <w:tblHeader/>
-          <w:cantSplit/>
-        </w:trPr>
-        <w:tc>
-          <w:tcPr>
-            <w:tcW w:type="dxa" w:w="3096"/>
-            <w:vAlign w:val="center"/>
-            <w:tcMar>
-              <w:top w:w="130" w:type="dxa"/>
-              <w:bottom w:w="130" w:type="dxa"/>
-              <w:left w:w="150" w:type="dxa"/>
-              <w:right w:w="150" w:type="dxa"/>
-            </w:tcMar>
-            <w:shd w:fill="1F3864"/>
-          </w:tcPr>
-          <w:p>
-            <w:pPr>
-              <w:spacing w:before="40" w:after="40" w:line="312" w:lineRule="auto"/>
-              <w:jc w:val="center"/>
-            </w:pPr>
-            <w:r/>
-            <w:r>
-              <w:rPr>
-                <w:rFonts w:ascii="Arial" w:hAnsi="Arial" w:eastAsia="黑体"/>
-                <w:b/>
-                <w:color w:val="FFFFFF"/>
-                <w:sz w:val="19"/>
-              </w:rPr>
-              <w:t>集数与场次景头</w:t>
-            </w:r>
-          </w:p>
-        </w:tc>
-        <w:tc>
-          <w:tcPr>
-            <w:tcW w:type="dxa" w:w="7272"/>
-            <w:vAlign w:val="center"/>
-            <w:tcMar>
-              <w:top w:w="130" w:type="dxa"/>
-              <w:bottom w:w="130" w:type="dxa"/>
-              <w:left w:w="150" w:type="dxa"/>
-              <w:right w:w="150" w:type="dxa"/>
-            </w:tcMar>
-            <w:shd w:fill="1F3864"/>
-          </w:tcPr>
-          <w:p>
-            <w:pPr>
-              <w:spacing w:before="40" w:after="40" w:line="312" w:lineRule="auto"/>
-              <w:jc w:val="center"/>
-            </w:pPr>
-            <w:r/>
-            <w:r>
-              <w:rPr>
-                <w:rFonts w:ascii="Arial" w:hAnsi="Arial" w:eastAsia="黑体"/>
-                <w:b/>
-                <w:color w:val="FFFFFF"/>
-                <w:sz w:val="19"/>
-              </w:rPr>
-              <w:t>本场景出场人物、空间动作调度与核心台词交锋实录</w:t>
-            </w:r>
-          </w:p>
-        </w:tc>
-      </w:tr>
-      <w:tr>
-        <w:trPr>
-          <w:cantSplit/>
-        </w:trPr>
-        <w:tc>
-          <w:tcPr>
-            <w:tcW w:type="dxa" w:w="3096"/>
-            <w:vAlign w:val="center"/>
-            <w:tcMar>
-              <w:top w:w="105" w:type="dxa"/>
-              <w:bottom w:w="105" w:type="dxa"/>
-              <w:left w:w="145" w:type="dxa"/>
-              <w:right w:w="145" w:type="dxa"/>
-            </w:tcMar>
-          </w:tcPr>
-          <w:p>
-            <w:pPr>
-              <w:spacing w:before="40" w:after="40" w:line="341" w:lineRule="auto"/>
-              <w:jc w:val="left"/>
-            </w:pPr>
-            <w:r/>
-            <w:r>
-              <w:rPr>
-                <w:rFonts w:ascii="Times New Roman" w:hAnsi="Times New Roman" w:eastAsia="宋体"/>
-                <w:b/>
-                <w:color w:val="191919"/>
-                <w:sz w:val="19"/>
-              </w:rPr>
-              <w:t>EP08</w:t>
-              <w:br/>
-              <w:t>8-7　外　雪后胡同街道与平房屋顶 — 日</w:t>
-            </w:r>
-          </w:p>
-        </w:tc>
-        <w:tc>
-          <w:tcPr>
-            <w:tcW w:type="dxa" w:w="7272"/>
-            <w:vAlign w:val="center"/>
-            <w:tcMar>
-              <w:top w:w="105" w:type="dxa"/>
-              <w:bottom w:w="105" w:type="dxa"/>
-              <w:left w:w="145" w:type="dxa"/>
-              <w:right w:w="145" w:type="dxa"/>
-            </w:tcMar>
-          </w:tcPr>
-          <w:p>
-            <w:pPr>
-              <w:spacing w:before="40" w:after="40" w:line="341" w:lineRule="auto"/>
-              <w:jc w:val="left"/>
-            </w:pPr>
-            <w:r/>
-            <w:r>
-              <w:rPr>
-                <w:rFonts w:ascii="Times New Roman" w:hAnsi="Times New Roman" w:eastAsia="宋体"/>
-                <w:b w:val="0"/>
-                <w:color w:val="191919"/>
-                <w:sz w:val="19"/>
-              </w:rPr>
-              <w:t>【出场人物】舒图</w:t>
-              <w:br/>
-              <w:t>【空间动作与场面调度】舒图满腔怒火地推门走出公用电话亭，手里拎着那个淡绿色礼盒径直走到路边的绿色环卫垃圾桶前，毫不犹豫地扬手将礼盒扔进了垃圾桶里，站在原地低头大口喘气平复呼吸。 然而仅仅过了两秒，舒图又忍不住伸出手，从垃圾桶里把那个淡绿色礼盒重新捞了出来。她揭开盒盖，取出里面那顶十六岁自己一针一线织出来的白色粗毛线帽，双手轻轻摩挲着帽檐上绣着的小雏菊与眨眼笑脸，眼眶渐渐泛红，咬着牙哽咽低语。 舒图转身将空礼盒随手一扔，盒盖内侧那张写着“To：赵左右 谢谢你的那一票”的黄色小熊便利贴飘落在洁白的雪地上。胡同拐角的红砖墙后，头戴深灰色鸭舌帽、身穿深棕色长款毛呢大衣的六十六岁赵了正静静伫立在暗处，默默注视着她的一举一动。 舒图捏着那顶白色毛线帽快步走进雪地平房巷道，在一处覆满厚雪的低矮平房前停下脚步。她仰头看了一眼高处的屋顶，猛地一扬手，将那顶白色笑脸毛线帽用力扔上了高高的平房雪顶！舒图抬头看了一眼落在屋顶积雪中的帽子，决绝地转身离去；身后的赵了缓缓走出墙角，目送她的背影远去。 切至：</w:t>
-              <w:br/>
-              <w:t>【本场核心台词交锋】舒图：“你就不配。”</w:t>
-            </w:r>
-          </w:p>
-        </w:tc>
-      </w:tr>
-      <w:tr>
-        <w:trPr>
-          <w:cantSplit/>
-        </w:trPr>
-        <w:tc>
-          <w:tcPr>
-            <w:tcW w:type="dxa" w:w="3096"/>
-            <w:vAlign w:val="center"/>
-            <w:tcMar>
-              <w:top w:w="105" w:type="dxa"/>
-              <w:bottom w:w="105" w:type="dxa"/>
-              <w:left w:w="145" w:type="dxa"/>
-              <w:right w:w="145" w:type="dxa"/>
-            </w:tcMar>
-            <w:shd w:fill="F7FAFC"/>
-          </w:tcPr>
-          <w:p>
-            <w:pPr>
-              <w:spacing w:before="40" w:after="40" w:line="341" w:lineRule="auto"/>
-              <w:jc w:val="left"/>
-            </w:pPr>
-            <w:r/>
-            <w:r>
-              <w:rPr>
-                <w:rFonts w:ascii="Times New Roman" w:hAnsi="Times New Roman" w:eastAsia="宋体"/>
-                <w:b/>
-                <w:color w:val="191919"/>
-                <w:sz w:val="19"/>
-              </w:rPr>
-              <w:t>EP08</w:t>
-              <w:br/>
-              <w:t>8-10　外　平房屋顶与雪地胡同 — 日</w:t>
-            </w:r>
-          </w:p>
-        </w:tc>
-        <w:tc>
-          <w:tcPr>
-            <w:tcW w:type="dxa" w:w="7272"/>
-            <w:vAlign w:val="center"/>
-            <w:tcMar>
-              <w:top w:w="105" w:type="dxa"/>
-              <w:bottom w:w="105" w:type="dxa"/>
-              <w:left w:w="145" w:type="dxa"/>
-              <w:right w:w="145" w:type="dxa"/>
-            </w:tcMar>
-            <w:shd w:fill="F7FAFC"/>
-          </w:tcPr>
-          <w:p>
-            <w:pPr>
-              <w:spacing w:before="40" w:after="40" w:line="341" w:lineRule="auto"/>
-              <w:jc w:val="left"/>
-            </w:pPr>
-            <w:r/>
-            <w:r>
-              <w:rPr>
-                <w:rFonts w:ascii="Times New Roman" w:hAnsi="Times New Roman" w:eastAsia="宋体"/>
-                <w:b w:val="0"/>
-                <w:color w:val="191919"/>
-                <w:sz w:val="19"/>
-              </w:rPr>
-              <w:t>【出场人物】调皮小孩、赵了</w:t>
-              <w:br/>
-              <w:t>【空间动作与场面调度】刚才舒图扔帽子的平房墙根下，六十六岁的赵了费力地搬来一架长铁梯架在墙边，一步步爬上覆盖着厚雪的平房屋顶，弯腰从雪堆里捡起了那顶绣着眨眼笑脸与小雏菊的白色毛线帽，心疼地用手拍打着帽子上的积雪。 就在这时，胡同里的三个调皮小孩趁赵了在房顶上捡帽子，嬉笑着跑过来合力抽倒了靠墙的铁梯，嘴里喊着口号一溜烟跑远！ 被困在平房屋顶上的赵了握着白色毛线帽走到屋檐边，焦急地朝巷子里的熊孩子们挥手大喊。 三个小孩头也不回地跑没了影。赵了站在房顶边缘无奈地指了指巷尾，低头看了看脚下近三米高的墙壁，只得攥紧手里的白色毛线帽，颤巍巍地走到墙角电线杆旁，踩着结冰湿滑的格力（CHIGO）旧空调外机支架，冒着摔断骨头的危险一点点艰难地往下挪爬。 切至：</w:t>
-              <w:br/>
-              <w:t>【本场核心台词交锋】调皮小孩：“快快快！” ／ 赵了：“哎，小孩，你怎么把我梯子弄倒了？快把它扶起来！扶起来！” ／ 赵了：“这个，这个调皮鬼。”</w:t>
-            </w:r>
-          </w:p>
-        </w:tc>
-      </w:tr>
-      <w:tr>
-        <w:trPr>
-          <w:cantSplit/>
-        </w:trPr>
-        <w:tc>
-          <w:tcPr>
-            <w:tcW w:type="dxa" w:w="3096"/>
-            <w:vAlign w:val="center"/>
-            <w:tcMar>
-              <w:top w:w="105" w:type="dxa"/>
-              <w:bottom w:w="105" w:type="dxa"/>
-              <w:left w:w="145" w:type="dxa"/>
-              <w:right w:w="145" w:type="dxa"/>
-            </w:tcMar>
-          </w:tcPr>
-          <w:p>
-            <w:pPr>
-              <w:spacing w:before="40" w:after="40" w:line="341" w:lineRule="auto"/>
-              <w:jc w:val="left"/>
-            </w:pPr>
-            <w:r/>
-            <w:r>
-              <w:rPr>
-                <w:rFonts w:ascii="Times New Roman" w:hAnsi="Times New Roman" w:eastAsia="宋体"/>
-                <w:b/>
-                <w:color w:val="191919"/>
-                <w:sz w:val="19"/>
-              </w:rPr>
-              <w:t>EP20</w:t>
-              <w:br/>
-              <w:t>20-3　内/外　街边砂锅麻辣烫店·G54路公交车·2058办公区与荒村老宅 — 夜/日</w:t>
-            </w:r>
-          </w:p>
-        </w:tc>
-        <w:tc>
-          <w:tcPr>
-            <w:tcW w:type="dxa" w:w="7272"/>
-            <w:vAlign w:val="center"/>
-            <w:tcMar>
-              <w:top w:w="105" w:type="dxa"/>
-              <w:bottom w:w="105" w:type="dxa"/>
-              <w:left w:w="145" w:type="dxa"/>
-              <w:right w:w="145" w:type="dxa"/>
-            </w:tcMar>
-          </w:tcPr>
-          <w:p>
-            <w:pPr>
-              <w:spacing w:before="40" w:after="40" w:line="341" w:lineRule="auto"/>
-              <w:jc w:val="left"/>
-            </w:pPr>
-            <w:r/>
-            <w:r>
-              <w:rPr>
-                <w:rFonts w:ascii="Times New Roman" w:hAnsi="Times New Roman" w:eastAsia="宋体"/>
-                <w:b w:val="0"/>
-                <w:color w:val="191919"/>
-                <w:sz w:val="19"/>
-              </w:rPr>
-              <w:t>【出场人物】林开颜、赵左右、荀未来</w:t>
-              <w:br/>
-              <w:t>【空间动作与场面调度】夜晚，长林市街边砂锅麻辣烫店内，暖黄的灯光下浮现本集片名：第 20 集 涉过夏天。 十六岁的赵左右独自坐在小餐桌前，面前放着一碗未动的砂锅，眼神深沉而凝重（内心独白：“哪些是真的？什么才是真的？你们的目的是什么？为什么不告诉我？我一定要找到你们，问个明白”）。就在这时，门口的塑料门帘被掀开——再次从2058年穿过来的林开颜（小雪）端着一碗麻辣烫走了进来，径直坐到了赵左右的对面！ 刚才在五零二室亲眼目睹这个女人凭空消失、而回家后又发现荀哥和植物人赵爷爷已经连夜转移不知所踪的赵左右，不动声色地抬起头直视着小雪。 小雪双手交叠放在胸前，装出一副知恩图报的乖巧模样点头承认。 赵左右身体微微前倾，敏锐地顺着她的话头下套盘问。 小雪在心底得意地冷笑了一声（内心独白：“还好这次我提前做过功课了”），脸上故作无辜地背出了自己查来的2007年灾情资料。 听到“去年八月捐款”，刚刚看完五零二室暗室时间线黑板的十六岁赵左右眸光一凛，瞬间识破了她的谎言！ 赵左右迅速收起眼底的警惕，脸上挤出自然的微笑顺着她演戏：……</w:t>
-              <w:br/>
-              <w:t>【本场核心台词交锋】林开颜：“小哥，你知道去哪里能找到他们，对吧？” ／ 赵左右：“所以你不是为了帮我选花，原本就是来找他们的，对吧？” ／ 林开颜：“对。因为赵爷爷对我有恩，我一直想当面和他说声谢谢。我四处打听才知道他住在哪儿，下午看到你从他家出来，我才跟着你一直到超市的。听说他生病了，我就想着给他选束花，希望他能早日康复。” ／ 赵左右：“你是怎么认识赵爷爷的？” ／ 林开颜：“我老家大暴雨发洪水的时候，赵爷爷捐了一大笔钱抗洪救灾。就是去年八月，台风帕布和蝴蝶的时候啊，我老家那好几个村子都被洪水淹掉了。”</w:t>
-            </w:r>
-          </w:p>
-        </w:tc>
-      </w:tr>
-      <w:tr>
-        <w:trPr>
-          <w:cantSplit/>
-        </w:trPr>
-        <w:tc>
-          <w:tcPr>
-            <w:tcW w:type="dxa" w:w="3096"/>
-            <w:vAlign w:val="center"/>
-            <w:tcMar>
-              <w:top w:w="105" w:type="dxa"/>
-              <w:bottom w:w="105" w:type="dxa"/>
-              <w:left w:w="145" w:type="dxa"/>
-              <w:right w:w="145" w:type="dxa"/>
-            </w:tcMar>
-            <w:shd w:fill="F7FAFC"/>
-          </w:tcPr>
-          <w:p>
-            <w:pPr>
-              <w:spacing w:before="40" w:after="40" w:line="341" w:lineRule="auto"/>
-              <w:jc w:val="left"/>
-            </w:pPr>
-            <w:r/>
-            <w:r>
-              <w:rPr>
-                <w:rFonts w:ascii="Times New Roman" w:hAnsi="Times New Roman" w:eastAsia="宋体"/>
-                <w:b/>
-                <w:color w:val="191919"/>
-                <w:sz w:val="19"/>
-              </w:rPr>
-              <w:t>EP20</w:t>
-              <w:br/>
-              <w:t>20-5　内/外　501室客厅与厨房·荒村老屋·东湖咖啡馆与徐图图家 — 夜/日</w:t>
-            </w:r>
-          </w:p>
-        </w:tc>
-        <w:tc>
-          <w:tcPr>
-            <w:tcW w:type="dxa" w:w="7272"/>
-            <w:vAlign w:val="center"/>
-            <w:tcMar>
-              <w:top w:w="105" w:type="dxa"/>
-              <w:bottom w:w="105" w:type="dxa"/>
-              <w:left w:w="145" w:type="dxa"/>
-              <w:right w:w="145" w:type="dxa"/>
-            </w:tcMar>
-            <w:shd w:fill="F7FAFC"/>
-          </w:tcPr>
-          <w:p>
-            <w:pPr>
-              <w:spacing w:before="40" w:after="40" w:line="341" w:lineRule="auto"/>
-              <w:jc w:val="left"/>
-            </w:pPr>
-            <w:r/>
-            <w:r>
-              <w:rPr>
-                <w:rFonts w:ascii="Times New Roman" w:hAnsi="Times New Roman" w:eastAsia="宋体"/>
-                <w:b w:val="0"/>
-                <w:color w:val="191919"/>
-                <w:sz w:val="19"/>
-              </w:rPr>
-              <w:t>【出场人物】赵左右、荀未来、徐图图、咖啡店老板、王一漫</w:t>
-              <w:br/>
-              <w:t>【空间动作与场面调度】傍晚，赵左右掏钥匙走进五零一室（楼道拐角暗处，小雪正盯着他的背影腹诽：“看来这小子还是没去找他俩啊”）。五零一室客厅里，系着围裙的赵东来端着菜从厨房走出来，假装若无其事地对儿子说自己单位这两天“放假了”可以接送他补习；赵左右懂事地婉拒后，走到餐桌前看着那盘土豆丝和红烧肉，向厨房里的母亲刘美奕打听菜价。 刘美奕一边忙活一边回答土豆一块多、五花肉十块多最近还涨价了，好奇地问儿子打听菜价干嘛。赵左右眼睛一转，编了个善意的谎言，把家里买菜的活儿揽了过来！ 刘美奕信以为真，欣慰地说明天给他钱去买菜。赵左右低头摸了摸兜里今天发传单挣来的那张十元纸币，眼神愈发坚定。 *开始音乐蒙太奇： 伴随着深沉感伤的插曲《一路走》（“一路走，一边失去；一路走，一边证明……”），画面平行交叉剪辑十六岁赵左右与四十一岁荀未来在这个艰难夏天的双线挣扎：① 农贸菜市场里，曾经大手大脚的“荀老板”荀未来为了省一毛钱跟菜摊老板软磨硬泡（“四块四多不吉利啊，你就四块三吧！老板，你能把这条死鱼送给我吗？”）；而五零一室卧室里，赵左……</w:t>
-              <w:br/>
-              <w:t>【本场核心台词交锋】赵左右：“妈，这土豆从菜市场买多少钱一斤啊？那这红烧肉用的五花肉呢？” ／ 赵左右：“没啥，学校的暑假社会实践作业，要我们去买菜算价格。” ／ 荀未来：“我得为少年的理想负责，还要为老了的身体负责。老赵，你说我夹在中间有多难啊？我真的能放手做自己吗？……谁又能为我负责？” ／ 徐图图：“昂，都求店名了！说明咱们的视频啊，真的很有广告效果，比那个发传单管用多了，对吧？” ／ 咖啡店老板：“拍广告？我们可没钱搞那个。”</w:t>
-            </w:r>
-          </w:p>
-        </w:tc>
-      </w:tr>
-      <w:tr>
-        <w:trPr>
-          <w:cantSplit/>
-        </w:trPr>
-        <w:tc>
-          <w:tcPr>
-            <w:tcW w:type="dxa" w:w="3096"/>
-            <w:vAlign w:val="center"/>
-            <w:tcMar>
-              <w:top w:w="105" w:type="dxa"/>
-              <w:bottom w:w="105" w:type="dxa"/>
-              <w:left w:w="145" w:type="dxa"/>
-              <w:right w:w="145" w:type="dxa"/>
-            </w:tcMar>
-          </w:tcPr>
-          <w:p>
-            <w:pPr>
-              <w:spacing w:before="40" w:after="40" w:line="341" w:lineRule="auto"/>
-              <w:jc w:val="left"/>
-            </w:pPr>
-            <w:r/>
-            <w:r>
-              <w:rPr>
-                <w:rFonts w:ascii="Times New Roman" w:hAnsi="Times New Roman" w:eastAsia="宋体"/>
-                <w:b/>
-                <w:color w:val="191919"/>
-                <w:sz w:val="19"/>
-              </w:rPr>
-              <w:t>EP20</w:t>
-              <w:br/>
-              <w:t>20-7　内/外　501室客厅与卧室·荒村老屋·5元快餐店·旧物仓库与2058办公区 — 夜</w:t>
-            </w:r>
-          </w:p>
-        </w:tc>
-        <w:tc>
-          <w:tcPr>
-            <w:tcW w:type="dxa" w:w="7272"/>
-            <w:vAlign w:val="center"/>
-            <w:tcMar>
-              <w:top w:w="105" w:type="dxa"/>
-              <w:bottom w:w="105" w:type="dxa"/>
-              <w:left w:w="145" w:type="dxa"/>
-              <w:right w:w="145" w:type="dxa"/>
-            </w:tcMar>
-          </w:tcPr>
-          <w:p>
-            <w:pPr>
-              <w:spacing w:before="40" w:after="40" w:line="341" w:lineRule="auto"/>
-              <w:jc w:val="left"/>
-            </w:pPr>
-            <w:r/>
-            <w:r>
-              <w:rPr>
-                <w:rFonts w:ascii="Times New Roman" w:hAnsi="Times New Roman" w:eastAsia="宋体"/>
-                <w:b w:val="0"/>
-                <w:color w:val="191919"/>
-                <w:sz w:val="19"/>
-              </w:rPr>
-              <w:t>【出场人物】刘美奕、赵左右、赵东来、荀未来、林开颜、高尚</w:t>
-              <w:br/>
-              <w:t>【空间动作与场面调度】深夜，五零一室玄关门轻轻推开，脖子上搭着白毛巾的赵东来与刘美奕蹑手蹑脚地走进客厅，怕吵醒熟睡的儿子。刘美奕笑着夸赞放下面子去她所在剧组帮厨师采买伙食的丈夫。 赵东来倒了一杯水喝，乐呵呵地回答：“那当然了，干什么工作都得用心，不是吗？”话音刚落，十六岁的赵左右突然掀开门帘从卧室走了出来，把夫妻俩吓了一跳！ 赵东来连忙摆手说“大人的事不用你管，你只管好好学习”。只见十六岁的赵左右平静地从口袋里掏出一个装满百元钞票的厚信封递到父母面前，更一字一顿地向父母宣布了自己经过这个夏天磨砺后的人生志向！ 赵左右拉着目瞪口呆的父母来到自己卧室的电脑前，给他们看【黍豆网｜频道：八中姐妹】上动辄四五千的播放量与满屏好评。刘美奕欣慰地摸着儿子的肩膀感叹：“我感觉咱儿子有成为电视编导的潜质！”赵东来拿着儿子交上来的家用，激动得眼眶微红、哈哈大笑！ 赵左右看着屏幕上徐图图与王一漫灿烂的笑脸，在心底充满希望地默念：“这个艰难的夏天，总会过去的。” 然而画面瞬间切至阴冷破败的荒村老屋：四十一岁的荀未来正细致地替病床上昏……</w:t>
-              <w:br/>
-              <w:t>【本场核心台词交锋】刘美奕：“嘿，之前还瞧不上咱剧组，现在让你负责帮着剧组厨师采买伙食，你还挺上心！” ／ 赵左右：“妈，爸，你们在家不用小心说话的，家里的事，我早就知道了。” ／ 赵左右：“这是这个月家里买晚饭的钱，我自己做广告生意，开开心心赚到的钱。你们不知道了吧，我现在可是黍豆网的红人！爸，妈，我想好了——既然现在我已经能靠一台DV赚钱了，就说明这是一条适合我谋生的路。以后，我想去电视台工作，赚大钱！一年半之后，我打算参加艺考！” ／ 赵东来：“你别说啊，以前他要是说艺考、考文艺，我把他腿打折了！你现在看，哎呀，还是挺有前途的，啊？！” ／ 荀未来：“这冬天来临之前啊，你最好给我醒过来。棉衣棉裤的，我可真没有力气天天给你这么换，啊？（内心独白）一切，真的还会好起来吗？”</w:t>
-            </w:r>
-          </w:p>
-        </w:tc>
-      </w:tr>
-      <w:tr>
-        <w:trPr>
-          <w:cantSplit/>
-        </w:trPr>
-        <w:tc>
-          <w:tcPr>
-            <w:tcW w:type="dxa" w:w="3096"/>
-            <w:vAlign w:val="center"/>
-            <w:tcMar>
-              <w:top w:w="105" w:type="dxa"/>
-              <w:bottom w:w="105" w:type="dxa"/>
-              <w:left w:w="145" w:type="dxa"/>
-              <w:right w:w="145" w:type="dxa"/>
-            </w:tcMar>
-            <w:shd w:fill="F7FAFC"/>
-          </w:tcPr>
-          <w:p>
-            <w:pPr>
-              <w:spacing w:before="40" w:after="40" w:line="341" w:lineRule="auto"/>
-              <w:jc w:val="left"/>
-            </w:pPr>
-            <w:r/>
-            <w:r>
-              <w:rPr>
-                <w:rFonts w:ascii="Times New Roman" w:hAnsi="Times New Roman" w:eastAsia="宋体"/>
-                <w:b/>
-                <w:color w:val="191919"/>
-                <w:sz w:val="19"/>
-              </w:rPr>
-              <w:t>EP21</w:t>
-              <w:br/>
-              <w:t>21-7　外/内　冬日长林八中覆雪操场·荒村破屋·返城SUV车内与502室安全屋 — 日</w:t>
-            </w:r>
-          </w:p>
-        </w:tc>
-        <w:tc>
-          <w:tcPr>
-            <w:tcW w:type="dxa" w:w="7272"/>
-            <w:vAlign w:val="center"/>
-            <w:tcMar>
-              <w:top w:w="105" w:type="dxa"/>
-              <w:bottom w:w="105" w:type="dxa"/>
-              <w:left w:w="145" w:type="dxa"/>
-              <w:right w:w="145" w:type="dxa"/>
-            </w:tcMar>
-            <w:shd w:fill="F7FAFC"/>
-          </w:tcPr>
-          <w:p>
-            <w:pPr>
-              <w:spacing w:before="40" w:after="40" w:line="341" w:lineRule="auto"/>
-              <w:jc w:val="left"/>
-            </w:pPr>
-            <w:r/>
-            <w:r>
-              <w:rPr>
-                <w:rFonts w:ascii="Times New Roman" w:hAnsi="Times New Roman" w:eastAsia="宋体"/>
-                <w:b w:val="0"/>
-                <w:color w:val="191919"/>
-                <w:sz w:val="19"/>
-              </w:rPr>
-              <w:t>【出场人物】罗爱文、王一漫、徐图图、林开颜、赵左右、赵了、荀未来</w:t>
-              <w:br/>
-              <w:t>【空间动作与场面调度】时光流转，画面浮现字幕：三个月后·冬。鹅毛大雪将长林八中的操场装点成一片银白世界。篮球架下，身穿浅蓝色毛绒大衣的徐图图与身穿棕色棉服的罗爱文正使劲滚着一个大雪球当雪人身体，身穿深色大衣的王一漫则蹲在一旁，强迫症发作似的双手捧着一颗小雪球不停揉搓。 王一漫头也不抬，极其执拗地盯着手里的雪球。 罗爱文冻得双手通红，龇牙咧嘴地甩着手向徐图图告饶。 徐图图嫌弃地推了他一把（“哎呀，真没用，一边待着吧，我来”），一抬头，瞥见身穿军绿色羊羔毛领棉服的小雪正躲在不远处的树后羡慕地偷看他们。徐图图立刻高高挥起戴着白手套的手，热情洋溢地招呼她！ 小雪愣了一下，指了指自己，在徐图图连声催促和罗爱文“慢点别摔着”的叮嘱中，踩着积雪小跑过来，却有些拘谨地不敢下手。 徐图图拉过小雪的手按在雪人肚子上，手把手地教她拍雪塑形，笑容比冬日暖阳还要明媚。 冰凉的雪花沾在掌心，小雪笨拙地拍打着雪人，镜片后的眼睛渐渐弯成了月牙。 这时，王一漫双手托起那颗被打磨得光滑无比的雪球头，献宝似地举到三人面前。 罗爱文与徐图图异口同声……</w:t>
-              <w:br/>
-              <w:t>【本场核心台词交锋】罗爱文：“哎，一漫，你快别再揉那个头了，快过来帮我们把这个身体堆得再大点。” ／ 王一漫：“不行，我今天一定要把这颗球搓成一个正圆，不然我浑身难受。” ／ 罗爱文：“图图，不行了，我……我已经感觉不到我手存在了，你堆吧。” ／ 徐图图：“哎，小雪！小雪，快过来，快来快来！快来跟我们一起堆雪人啊！” ／ 林开颜：“但是我从来没堆过雪人，不会搞砸了吧？”</w:t>
-            </w:r>
-          </w:p>
-        </w:tc>
-      </w:tr>
-      <w:tr>
-        <w:trPr>
-          <w:cantSplit/>
-        </w:trPr>
-        <w:tc>
-          <w:tcPr>
-            <w:tcW w:type="dxa" w:w="3096"/>
-            <w:vAlign w:val="center"/>
-            <w:tcMar>
-              <w:top w:w="105" w:type="dxa"/>
-              <w:bottom w:w="105" w:type="dxa"/>
-              <w:left w:w="145" w:type="dxa"/>
-              <w:right w:w="145" w:type="dxa"/>
-            </w:tcMar>
-          </w:tcPr>
-          <w:p>
-            <w:pPr>
-              <w:spacing w:before="40" w:after="40" w:line="341" w:lineRule="auto"/>
-              <w:jc w:val="left"/>
-            </w:pPr>
-            <w:r/>
-            <w:r>
-              <w:rPr>
-                <w:rFonts w:ascii="Times New Roman" w:hAnsi="Times New Roman" w:eastAsia="宋体"/>
-                <w:b/>
-                <w:color w:val="191919"/>
-                <w:sz w:val="19"/>
-              </w:rPr>
-              <w:t>EP23</w:t>
-              <w:br/>
-              <w:t>23-3　外/内　远郊荒村破瓦房小院与室内 — 夜</w:t>
-            </w:r>
-          </w:p>
-        </w:tc>
-        <w:tc>
-          <w:tcPr>
-            <w:tcW w:type="dxa" w:w="7272"/>
-            <w:vAlign w:val="center"/>
-            <w:tcMar>
-              <w:top w:w="105" w:type="dxa"/>
-              <w:bottom w:w="105" w:type="dxa"/>
-              <w:left w:w="145" w:type="dxa"/>
-              <w:right w:w="145" w:type="dxa"/>
-            </w:tcMar>
-          </w:tcPr>
-          <w:p>
-            <w:pPr>
-              <w:spacing w:before="40" w:after="40" w:line="341" w:lineRule="auto"/>
-              <w:jc w:val="left"/>
-            </w:pPr>
-            <w:r/>
-            <w:r>
-              <w:rPr>
-                <w:rFonts w:ascii="Times New Roman" w:hAnsi="Times New Roman" w:eastAsia="宋体"/>
-                <w:b w:val="0"/>
-                <w:color w:val="191919"/>
-                <w:sz w:val="19"/>
-              </w:rPr>
-              <w:t>【出场人物】赵左右、荀未来</w:t>
-              <w:br/>
-              <w:t>【空间动作与场面调度】夜空悬挂着一轮孤寂的半月，出租车驶过荒凉的郊外雪路。画面浮现本集片名花字：第 23 集 不可战胜的敌人。十六岁的赵左右推开远郊荒村小院的铁栅栏门，一边往里走一边拿着手机给母亲刘美奕报平安掩饰行踪。 挂断电话后，赵左右跟着荀未来穿过狭长昏暗的砖墙走廊，走进那间糊满旧报纸与老挂历的破旧瓦房。赵左右环顾着家徒四壁的房间，咂舌感叹。 荀未来摘下围巾坐到床沿上，神色疲惫地解释。 赵左右看着冰冷的土炕和破旧的煤炉，满眼心疼地坐到荀未来身旁。 荀未来摇了摇头，清醒地指出眼前的绝境。 十六岁的赵左右咬了咬牙，拍着胸脯想替四十岁的自己承担逃亡重任。 荀未来苦笑着叹了口气，反问少年。 赵左右脱口接道：“躲一辈子也没关系啊，大不了我以后挣大钱了养你！”话刚出口，少年自己突然愣住了，掰着手指算起了时间悖论。 荀未来点了点头，点破了余博士与时空管理局绝不可能放过他的原因。 荀未来站起身走到门边拉开一罐啤酒喝了一口。赵左右慌忙跟过去，声音发颤地问出了自己最恐惧的问题。 荀未来沉默片刻，低声答道：“不知道，也许吧。”……</w:t>
-              <w:br/>
-              <w:t>【本场核心台词交锋】赵左右：“没事妈，我在爱文家玩呢，晚点回来。” ／ 赵左右：“这哪儿啊？荒郊野岭的。” ／ 荀未来：“这是之前，我为了照顾老赵租的房子。现在房子还没有到期呢，躲在这里应该没有人看得到。” ／ 赵左右：“我的天啊，那段时间，你是怎么熬过来的啊？” ／ 荀未来：“这次的敌人不是小雪，熬是没有用的。以他们公司的人手和手段，很快就会发现这里。”</w:t>
-            </w:r>
-          </w:p>
-        </w:tc>
-      </w:tr>
-    </w:tbl>
     <w:sectPr>
       <w:pgSz w:w="12240" w:h="15840"/>
       <w:pgMar w:top="1080" w:right="936" w:bottom="1080" w:left="936" w:header="720" w:footer="720" w:gutter="0"/>

--- a/01_《三人行》全24集全流程标杆成品库/06_核心场景一景一档/场景16_远郊荒村土炕破瓦房（2008夏秋荀未来照护植物人赵了隐秘据点）.docx
+++ b/01_《三人行》全24集全流程标杆成品库/06_核心场景一景一档/场景16_远郊荒村土炕破瓦房（2008夏秋荀未来照护植物人赵了隐秘据点）.docx
@@ -124,9 +124,7 @@
         </w:tc>
       </w:tr>
       <w:tr>
-        <w:trPr>
-          <w:cantSplit/>
-        </w:trPr>
+        <w:trPr/>
         <w:tc>
           <w:tcPr>
             <w:tcW w:type="dxa" w:w="2592"/>
@@ -185,9 +183,7 @@
         </w:tc>
       </w:tr>
       <w:tr>
-        <w:trPr>
-          <w:cantSplit/>
-        </w:trPr>
+        <w:trPr/>
         <w:tc>
           <w:tcPr>
             <w:tcW w:type="dxa" w:w="2592"/>
@@ -248,9 +244,7 @@
         </w:tc>
       </w:tr>
       <w:tr>
-        <w:trPr>
-          <w:cantSplit/>
-        </w:trPr>
+        <w:trPr/>
         <w:tc>
           <w:tcPr>
             <w:tcW w:type="dxa" w:w="2592"/>
@@ -309,9 +303,7 @@
         </w:tc>
       </w:tr>
       <w:tr>
-        <w:trPr>
-          <w:cantSplit/>
-        </w:trPr>
+        <w:trPr/>
         <w:tc>
           <w:tcPr>
             <w:tcW w:type="dxa" w:w="2592"/>
@@ -372,9 +364,7 @@
         </w:tc>
       </w:tr>
       <w:tr>
-        <w:trPr>
-          <w:cantSplit/>
-        </w:trPr>
+        <w:trPr/>
         <w:tc>
           <w:tcPr>
             <w:tcW w:type="dxa" w:w="2592"/>
@@ -433,9 +423,7 @@
         </w:tc>
       </w:tr>
       <w:tr>
-        <w:trPr>
-          <w:cantSplit/>
-        </w:trPr>
+        <w:trPr/>
         <w:tc>
           <w:tcPr>
             <w:tcW w:type="dxa" w:w="2592"/>
@@ -496,9 +484,7 @@
         </w:tc>
       </w:tr>
       <w:tr>
-        <w:trPr>
-          <w:cantSplit/>
-        </w:trPr>
+        <w:trPr/>
         <w:tc>
           <w:tcPr>
             <w:tcW w:type="dxa" w:w="2592"/>
@@ -557,9 +543,7 @@
         </w:tc>
       </w:tr>
       <w:tr>
-        <w:trPr>
-          <w:cantSplit/>
-        </w:trPr>
+        <w:trPr/>
         <w:tc>
           <w:tcPr>
             <w:tcW w:type="dxa" w:w="2592"/>
@@ -789,9 +773,7 @@
         </w:tc>
       </w:tr>
       <w:tr>
-        <w:trPr>
-          <w:cantSplit/>
-        </w:trPr>
+        <w:trPr/>
         <w:tc>
           <w:tcPr>
             <w:tcW w:type="dxa" w:w="2664"/>
@@ -855,9 +837,7 @@
         </w:tc>
       </w:tr>
       <w:tr>
-        <w:trPr>
-          <w:cantSplit/>
-        </w:trPr>
+        <w:trPr/>
         <w:tc>
           <w:tcPr>
             <w:tcW w:type="dxa" w:w="2664"/>

--- a/01_《三人行》全24集全流程标杆成品库/06_核心场景一景一档/场景16_远郊荒村土炕破瓦房（2008夏秋荀未来照护植物人赵了隐秘据点）.docx
+++ b/01_《三人行》全24集全流程标杆成品库/06_核心场景一景一档/场景16_远郊荒村土炕破瓦房（2008夏秋荀未来照护植物人赵了隐秘据点）.docx
@@ -44,7 +44,7 @@
           <w:color w:val="192D55"/>
           <w:sz w:val="25"/>
         </w:rPr>
-        <w:t>第一章　场景核心工程参数与视觉美学总卡</w:t>
+        <w:t>第一章　场景核心工程参数与视听美学总卡</w:t>
       </w:r>
     </w:p>
     <w:tbl>
@@ -66,7 +66,7 @@
         </w:trPr>
         <w:tc>
           <w:tcPr>
-            <w:tcW w:type="dxa" w:w="2592"/>
+            <w:tcW w:type="dxa" w:w="2664"/>
             <w:vAlign w:val="center"/>
             <w:tcMar>
               <w:top w:w="130" w:type="dxa"/>
@@ -89,13 +89,13 @@
                 <w:color w:val="FFFFFF"/>
                 <w:sz w:val="19"/>
               </w:rPr>
-              <w:t>工程与美学设定维度</w:t>
+              <w:t>场景工程设定维度</w:t>
             </w:r>
           </w:p>
         </w:tc>
         <w:tc>
           <w:tcPr>
-            <w:tcW w:type="dxa" w:w="7776"/>
+            <w:tcW w:type="dxa" w:w="7704"/>
             <w:vAlign w:val="center"/>
             <w:tcMar>
               <w:top w:w="130" w:type="dxa"/>
@@ -118,16 +118,15 @@
                 <w:color w:val="FFFFFF"/>
                 <w:sz w:val="19"/>
               </w:rPr>
-              <w:t>全剧标准定稿设定参数</w:t>
+              <w:t>全剧标准定稿设定内容</w:t>
             </w:r>
           </w:p>
         </w:tc>
       </w:tr>
       <w:tr>
-        <w:trPr/>
         <w:tc>
           <w:tcPr>
-            <w:tcW w:type="dxa" w:w="2592"/>
+            <w:tcW w:type="dxa" w:w="2664"/>
             <w:vAlign w:val="center"/>
             <w:tcMar>
               <w:top w:w="105" w:type="dxa"/>
@@ -155,7 +154,7 @@
         </w:tc>
         <w:tc>
           <w:tcPr>
-            <w:tcW w:type="dxa" w:w="7776"/>
+            <w:tcW w:type="dxa" w:w="7704"/>
             <w:vAlign w:val="center"/>
             <w:tcMar>
               <w:top w:w="105" w:type="dxa"/>
@@ -183,10 +182,9 @@
         </w:tc>
       </w:tr>
       <w:tr>
-        <w:trPr/>
         <w:tc>
           <w:tcPr>
-            <w:tcW w:type="dxa" w:w="2592"/>
+            <w:tcW w:type="dxa" w:w="2664"/>
             <w:vAlign w:val="center"/>
             <w:tcMar>
               <w:top w:w="105" w:type="dxa"/>
@@ -215,7 +213,7 @@
         </w:tc>
         <w:tc>
           <w:tcPr>
-            <w:tcW w:type="dxa" w:w="7776"/>
+            <w:tcW w:type="dxa" w:w="7704"/>
             <w:vAlign w:val="center"/>
             <w:tcMar>
               <w:top w:w="105" w:type="dxa"/>
@@ -244,10 +242,9 @@
         </w:tc>
       </w:tr>
       <w:tr>
-        <w:trPr/>
         <w:tc>
           <w:tcPr>
-            <w:tcW w:type="dxa" w:w="2592"/>
+            <w:tcW w:type="dxa" w:w="2664"/>
             <w:vAlign w:val="center"/>
             <w:tcMar>
               <w:top w:w="105" w:type="dxa"/>
@@ -275,7 +272,7 @@
         </w:tc>
         <w:tc>
           <w:tcPr>
-            <w:tcW w:type="dxa" w:w="7776"/>
+            <w:tcW w:type="dxa" w:w="7704"/>
             <w:vAlign w:val="center"/>
             <w:tcMar>
               <w:top w:w="105" w:type="dxa"/>
@@ -303,10 +300,9 @@
         </w:tc>
       </w:tr>
       <w:tr>
-        <w:trPr/>
         <w:tc>
           <w:tcPr>
-            <w:tcW w:type="dxa" w:w="2592"/>
+            <w:tcW w:type="dxa" w:w="2664"/>
             <w:vAlign w:val="center"/>
             <w:tcMar>
               <w:top w:w="105" w:type="dxa"/>
@@ -335,7 +331,7 @@
         </w:tc>
         <w:tc>
           <w:tcPr>
-            <w:tcW w:type="dxa" w:w="7776"/>
+            <w:tcW w:type="dxa" w:w="7704"/>
             <w:vAlign w:val="center"/>
             <w:tcMar>
               <w:top w:w="105" w:type="dxa"/>
@@ -364,10 +360,9 @@
         </w:tc>
       </w:tr>
       <w:tr>
-        <w:trPr/>
         <w:tc>
           <w:tcPr>
-            <w:tcW w:type="dxa" w:w="2592"/>
+            <w:tcW w:type="dxa" w:w="2664"/>
             <w:vAlign w:val="center"/>
             <w:tcMar>
               <w:top w:w="105" w:type="dxa"/>
@@ -395,7 +390,7 @@
         </w:tc>
         <w:tc>
           <w:tcPr>
-            <w:tcW w:type="dxa" w:w="7776"/>
+            <w:tcW w:type="dxa" w:w="7704"/>
             <w:vAlign w:val="center"/>
             <w:tcMar>
               <w:top w:w="105" w:type="dxa"/>
@@ -423,10 +418,9 @@
         </w:tc>
       </w:tr>
       <w:tr>
-        <w:trPr/>
         <w:tc>
           <w:tcPr>
-            <w:tcW w:type="dxa" w:w="2592"/>
+            <w:tcW w:type="dxa" w:w="2664"/>
             <w:vAlign w:val="center"/>
             <w:tcMar>
               <w:top w:w="105" w:type="dxa"/>
@@ -455,7 +449,7 @@
         </w:tc>
         <w:tc>
           <w:tcPr>
-            <w:tcW w:type="dxa" w:w="7776"/>
+            <w:tcW w:type="dxa" w:w="7704"/>
             <w:vAlign w:val="center"/>
             <w:tcMar>
               <w:top w:w="105" w:type="dxa"/>
@@ -484,10 +478,9 @@
         </w:tc>
       </w:tr>
       <w:tr>
-        <w:trPr/>
         <w:tc>
           <w:tcPr>
-            <w:tcW w:type="dxa" w:w="2592"/>
+            <w:tcW w:type="dxa" w:w="2664"/>
             <w:vAlign w:val="center"/>
             <w:tcMar>
               <w:top w:w="105" w:type="dxa"/>
@@ -515,7 +508,7 @@
         </w:tc>
         <w:tc>
           <w:tcPr>
-            <w:tcW w:type="dxa" w:w="7776"/>
+            <w:tcW w:type="dxa" w:w="7704"/>
             <w:vAlign w:val="center"/>
             <w:tcMar>
               <w:top w:w="105" w:type="dxa"/>
@@ -543,10 +536,9 @@
         </w:tc>
       </w:tr>
       <w:tr>
-        <w:trPr/>
         <w:tc>
           <w:tcPr>
-            <w:tcW w:type="dxa" w:w="2592"/>
+            <w:tcW w:type="dxa" w:w="2664"/>
             <w:vAlign w:val="center"/>
             <w:tcMar>
               <w:top w:w="105" w:type="dxa"/>
@@ -575,7 +567,7 @@
         </w:tc>
         <w:tc>
           <w:tcPr>
-            <w:tcW w:type="dxa" w:w="7776"/>
+            <w:tcW w:type="dxa" w:w="7704"/>
             <w:vAlign w:val="center"/>
             <w:tcMar>
               <w:top w:w="105" w:type="dxa"/>
@@ -616,7 +608,7 @@
           <w:color w:val="192D55"/>
           <w:sz w:val="25"/>
         </w:rPr>
-        <w:t>第二章　场景整体空间全貌、建筑结构与陈设细节全景详述</w:t>
+        <w:t>第二章　建筑空间格局、子区域拓扑、美术陈设与光影色温全景细描</w:t>
       </w:r>
     </w:p>
     <w:p>
@@ -683,17 +675,17 @@
     </w:p>
     <w:p>
       <w:pPr>
-        <w:spacing w:before="240" w:after="80" w:line="384" w:lineRule="auto"/>
+        <w:spacing w:before="160" w:after="80" w:line="384" w:lineRule="auto"/>
         <w:jc w:val="left"/>
       </w:pPr>
       <w:r>
         <w:rPr>
           <w:rFonts w:ascii="Arial" w:hAnsi="Arial" w:eastAsia="黑体"/>
           <w:b/>
-          <w:color w:val="192D55"/>
-          <w:sz w:val="25"/>
+          <w:color w:val="141414"/>
+          <w:sz w:val="22"/>
         </w:rPr>
-        <w:t>第三章　子空间功能分区、平面拓扑关系与多视角镜头动线全解</w:t>
+        <w:t>（四）子空间分区、标志性道具锚点与摄影机轴线调度总表</w:t>
       </w:r>
     </w:p>
     <w:tbl>
@@ -705,8 +697,9 @@
         <w:tblLook w:firstColumn="1" w:firstRow="1" w:lastColumn="0" w:lastRow="0" w:noHBand="0" w:noVBand="1" w:val="04A0"/>
       </w:tblPr>
       <w:tblGrid>
-        <w:gridCol w:w="5184"/>
-        <w:gridCol w:w="5184"/>
+        <w:gridCol w:w="3456"/>
+        <w:gridCol w:w="3456"/>
+        <w:gridCol w:w="3456"/>
       </w:tblGrid>
       <w:tr>
         <w:trPr>
@@ -715,7 +708,7 @@
         </w:trPr>
         <w:tc>
           <w:tcPr>
-            <w:tcW w:type="dxa" w:w="2664"/>
+            <w:tcW w:type="dxa" w:w="2376"/>
             <w:vAlign w:val="center"/>
             <w:tcMar>
               <w:top w:w="130" w:type="dxa"/>
@@ -738,13 +731,13 @@
                 <w:color w:val="FFFFFF"/>
                 <w:sz w:val="19"/>
               </w:rPr>
-              <w:t>子空间分区与方位坐标</w:t>
+              <w:t>子空间功能分区</w:t>
             </w:r>
           </w:p>
         </w:tc>
         <w:tc>
           <w:tcPr>
-            <w:tcW w:type="dxa" w:w="7704"/>
+            <w:tcW w:type="dxa" w:w="3384"/>
             <w:vAlign w:val="center"/>
             <w:tcMar>
               <w:top w:w="130" w:type="dxa"/>
@@ -767,16 +760,44 @@
                 <w:color w:val="FFFFFF"/>
                 <w:sz w:val="19"/>
               </w:rPr>
-              <w:t>标志性陈设道具、机位轴线与人物进出动线详解</w:t>
+              <w:t>标志性美术陈设与道具锚点</w:t>
+            </w:r>
+          </w:p>
+        </w:tc>
+        <w:tc>
+          <w:tcPr>
+            <w:tcW w:type="dxa" w:w="4608"/>
+            <w:vAlign w:val="center"/>
+            <w:tcMar>
+              <w:top w:w="130" w:type="dxa"/>
+              <w:bottom w:w="130" w:type="dxa"/>
+              <w:left w:w="150" w:type="dxa"/>
+              <w:right w:w="150" w:type="dxa"/>
+            </w:tcMar>
+            <w:shd w:fill="1F3864"/>
+          </w:tcPr>
+          <w:p>
+            <w:pPr>
+              <w:spacing w:before="40" w:after="40" w:line="312" w:lineRule="auto"/>
+              <w:jc w:val="center"/>
+            </w:pPr>
+            <w:r/>
+            <w:r>
+              <w:rPr>
+                <w:rFonts w:ascii="Arial" w:hAnsi="Arial" w:eastAsia="黑体"/>
+                <w:b/>
+                <w:color w:val="FFFFFF"/>
+                <w:sz w:val="19"/>
+              </w:rPr>
+              <w:t>镜头轴线设计与场面调度功能</w:t>
             </w:r>
           </w:p>
         </w:tc>
       </w:tr>
       <w:tr>
-        <w:trPr/>
         <w:tc>
           <w:tcPr>
-            <w:tcW w:type="dxa" w:w="2664"/>
+            <w:tcW w:type="dxa" w:w="2376"/>
             <w:vAlign w:val="center"/>
             <w:tcMar>
               <w:top w:w="105" w:type="dxa"/>
@@ -804,7 +825,7 @@
         </w:tc>
         <w:tc>
           <w:tcPr>
-            <w:tcW w:type="dxa" w:w="7704"/>
+            <w:tcW w:type="dxa" w:w="3384"/>
             <w:vAlign w:val="center"/>
             <w:tcMar>
               <w:top w:w="105" w:type="dxa"/>
@@ -826,21 +847,43 @@
                 <w:color w:val="191919"/>
                 <w:sz w:val="19"/>
               </w:rPr>
-              <w:t>【标志性美术陈设与道具锚点】</w:t>
-              <w:br/>
               <w:t>泥坯院墙、破二八自行车、手压水井、红色大塑料澡盆</w:t>
-              <w:br/>
-              <w:br/>
+            </w:r>
+          </w:p>
+        </w:tc>
+        <w:tc>
+          <w:tcPr>
+            <w:tcW w:type="dxa" w:w="4608"/>
+            <w:vAlign w:val="center"/>
+            <w:tcMar>
+              <w:top w:w="105" w:type="dxa"/>
+              <w:bottom w:w="105" w:type="dxa"/>
+              <w:left w:w="145" w:type="dxa"/>
+              <w:right w:w="145" w:type="dxa"/>
+            </w:tcMar>
+          </w:tcPr>
+          <w:p>
+            <w:pPr>
+              <w:spacing w:before="40" w:after="40" w:line="341" w:lineRule="auto"/>
+              <w:jc w:val="left"/>
+            </w:pPr>
+            <w:r/>
+            <w:r>
+              <w:rPr>
+                <w:rFonts w:ascii="Times New Roman" w:hAnsi="Times New Roman" w:eastAsia="宋体"/>
+                <w:b w:val="0"/>
+                <w:color w:val="191919"/>
+                <w:sz w:val="19"/>
+              </w:rPr>
               <w:t>【镜头轴线与动线功能】采用高角度俯拍与月光逆光近景，捕捉EP20荀未来骑车驮死鱼归来、在病榻前孤灯下咽冷汉堡、用“回到未来”账号给小赵发帖引流的极致孤独与苦难感</w:t>
             </w:r>
           </w:p>
         </w:tc>
       </w:tr>
       <w:tr>
-        <w:trPr/>
         <w:tc>
           <w:tcPr>
-            <w:tcW w:type="dxa" w:w="2664"/>
+            <w:tcW w:type="dxa" w:w="2376"/>
             <w:vAlign w:val="center"/>
             <w:tcMar>
               <w:top w:w="105" w:type="dxa"/>
@@ -869,7 +912,7 @@
         </w:tc>
         <w:tc>
           <w:tcPr>
-            <w:tcW w:type="dxa" w:w="7704"/>
+            <w:tcW w:type="dxa" w:w="3384"/>
             <w:vAlign w:val="center"/>
             <w:tcMar>
               <w:top w:w="105" w:type="dxa"/>
@@ -892,11 +935,35 @@
                 <w:color w:val="191919"/>
                 <w:sz w:val="19"/>
               </w:rPr>
-              <w:t>【标志性美术陈设与道具锚点】</w:t>
-              <w:br/>
               <w:t>旧报纸墙面、东北大土炕、鼻饲管、摇头旧风扇与旧螺丝刀、笔记本电脑</w:t>
-              <w:br/>
-              <w:br/>
+            </w:r>
+          </w:p>
+        </w:tc>
+        <w:tc>
+          <w:tcPr>
+            <w:tcW w:type="dxa" w:w="4608"/>
+            <w:vAlign w:val="center"/>
+            <w:tcMar>
+              <w:top w:w="105" w:type="dxa"/>
+              <w:bottom w:w="105" w:type="dxa"/>
+              <w:left w:w="145" w:type="dxa"/>
+              <w:right w:w="145" w:type="dxa"/>
+            </w:tcMar>
+            <w:shd w:fill="F7FAFC"/>
+          </w:tcPr>
+          <w:p>
+            <w:pPr>
+              <w:spacing w:before="40" w:after="40" w:line="341" w:lineRule="auto"/>
+              <w:jc w:val="left"/>
+            </w:pPr>
+            <w:r/>
+            <w:r>
+              <w:rPr>
+                <w:rFonts w:ascii="Times New Roman" w:hAnsi="Times New Roman" w:eastAsia="宋体"/>
+                <w:b w:val="0"/>
+                <w:color w:val="191919"/>
+                <w:sz w:val="19"/>
+              </w:rPr>
               <w:t>【镜头轴线与动线功能】承载EP20荀未来给老赵擦身翻身拍背喂流食、哭喊“谁又能为我负责”；EP21初雪晨光中镜头从窗外落雪推至电脑屏幕里的徐图图，再切至土炕上66岁赵了眼角滑落热泪、手指微动奇迹苏醒（“闹铃没响，把奥运会都睡过去了”）；EP23决战前夜小赵道出“我不想照镜子”</w:t>
             </w:r>
           </w:p>
@@ -915,7 +982,7 @@
           <w:color w:val="192D55"/>
           <w:sz w:val="25"/>
         </w:rPr>
-        <w:t>第四章　跨时期/三篇章视觉演变、光影色温体系与视听调度深度解析</w:t>
+        <w:t>第三章　空间心理隐喻与三篇章（白昼·黄昏·黑夜）光影叙事演进</w:t>
       </w:r>
     </w:p>
     <w:p>
@@ -961,7 +1028,7 @@
           <w:color w:val="192D55"/>
           <w:sz w:val="25"/>
         </w:rPr>
-        <w:t>第五章　全剧发生于本场景的核心戏剧事件与名场面完整纪实</w:t>
+        <w:t>第四章　本场景在全剧24集中的核心戏剧事件、场面调度与名场面完整纪实</w:t>
       </w:r>
     </w:p>
     <w:p>
